--- a/cv/Jithin_George_Tortilla_CV.docx
+++ b/cv/Jithin_George_Tortilla_CV.docx
@@ -220,93 +220,6 @@
         <w:rPr>
           <w:b w:val="0"/>
         </w:rPr>
-        <w:t xml:space="preserve"> – Chit n Chaat, UK</w:t>
-      </w:r>
-      <w:r>
-        <w:rPr>
-          <w:b w:val="0"/>
-        </w:rPr>
-        <w:tab/>
-        <w:t>Dec 2024 – Mar 2025</w:t>
-      </w:r>
-    </w:p>
-    <w:p>
-      <w:pPr>
-        <w:pStyle w:val="ListBullet"/>
-        <w:spacing w:after="30"/>
-      </w:pPr>
-      <w:r>
-        <w:rPr>
-          <w:b w:val="0"/>
-        </w:rPr>
-        <w:t>Served eat-in and takeaway guests during high-volume shifts with speed and a smile.</w:t>
-      </w:r>
-    </w:p>
-    <w:p>
-      <w:pPr>
-        <w:pStyle w:val="ListBullet"/>
-        <w:spacing w:after="30"/>
-      </w:pPr>
-      <w:r>
-        <w:rPr>
-          <w:b w:val="0"/>
-        </w:rPr>
-        <w:t>Guided guests through the menu and handled special requests, helping them order with confidence.</w:t>
-      </w:r>
-    </w:p>
-    <w:p>
-      <w:pPr>
-        <w:pStyle w:val="ListBullet"/>
-        <w:spacing w:after="30"/>
-      </w:pPr>
-      <w:r>
-        <w:rPr>
-          <w:b w:val="0"/>
-        </w:rPr>
-        <w:t>Passed orders clearly to the kitchen so food went out quickly and accurately at busy times.</w:t>
-      </w:r>
-    </w:p>
-    <w:p>
-      <w:pPr>
-        <w:pStyle w:val="ListBullet"/>
-        <w:spacing w:after="30"/>
-      </w:pPr>
-      <w:r>
-        <w:rPr>
-          <w:b w:val="0"/>
-        </w:rPr>
-        <w:t>Stepped in to support teammates in rush periods, cutting wait times and keeping service flowing.</w:t>
-      </w:r>
-    </w:p>
-    <w:p>
-      <w:pPr>
-        <w:pStyle w:val="ListBullet"/>
-        <w:spacing w:after="30"/>
-      </w:pPr>
-      <w:r>
-        <w:rPr>
-          <w:b w:val="0"/>
-        </w:rPr>
-        <w:t>Kept the counter clean, restocked and well presented in line with food safety standards.</w:t>
-      </w:r>
-    </w:p>
-    <w:p>
-      <w:pPr>
-        <w:tabs>
-          <w:tab w:pos="10091" w:val="right"/>
-        </w:tabs>
-        <w:spacing w:after="60" w:before="200"/>
-      </w:pPr>
-      <w:r>
-        <w:rPr>
-          <w:b/>
-        </w:rPr>
-        <w:t>Front of House Staff</w:t>
-      </w:r>
-      <w:r>
-        <w:rPr>
-          <w:b w:val="0"/>
-        </w:rPr>
         <w:t xml:space="preserve"> – Bardez, UK</w:t>
       </w:r>
       <w:r>
@@ -314,7 +227,7 @@
           <w:b w:val="0"/>
         </w:rPr>
         <w:tab/>
-        <w:t>Mar 2024 – Nov 2024</w:t>
+        <w:t>Aug 2024 – Mar 2025</w:t>
       </w:r>
     </w:p>
     <w:p>
@@ -399,6 +312,93 @@
           <w:b w:val="0"/>
         </w:rPr>
         <w:t>Built rapport with regular guests and resolved feedback calmly, encouraging repeat visits.</w:t>
+      </w:r>
+    </w:p>
+    <w:p>
+      <w:pPr>
+        <w:tabs>
+          <w:tab w:pos="10091" w:val="right"/>
+        </w:tabs>
+        <w:spacing w:after="60" w:before="200"/>
+      </w:pPr>
+      <w:r>
+        <w:rPr>
+          <w:b/>
+        </w:rPr>
+        <w:t>Front of House Staff</w:t>
+      </w:r>
+      <w:r>
+        <w:rPr>
+          <w:b w:val="0"/>
+        </w:rPr>
+        <w:t xml:space="preserve"> – Chit n Chaat, UK</w:t>
+      </w:r>
+      <w:r>
+        <w:rPr>
+          <w:b w:val="0"/>
+        </w:rPr>
+        <w:tab/>
+        <w:t>Feb 2024 – Jul 2024</w:t>
+      </w:r>
+    </w:p>
+    <w:p>
+      <w:pPr>
+        <w:pStyle w:val="ListBullet"/>
+        <w:spacing w:after="30"/>
+      </w:pPr>
+      <w:r>
+        <w:rPr>
+          <w:b w:val="0"/>
+        </w:rPr>
+        <w:t>Served eat-in and takeaway guests during high-volume shifts with speed and a smile.</w:t>
+      </w:r>
+    </w:p>
+    <w:p>
+      <w:pPr>
+        <w:pStyle w:val="ListBullet"/>
+        <w:spacing w:after="30"/>
+      </w:pPr>
+      <w:r>
+        <w:rPr>
+          <w:b w:val="0"/>
+        </w:rPr>
+        <w:t>Guided guests through the menu and handled special requests, helping them order with confidence.</w:t>
+      </w:r>
+    </w:p>
+    <w:p>
+      <w:pPr>
+        <w:pStyle w:val="ListBullet"/>
+        <w:spacing w:after="30"/>
+      </w:pPr>
+      <w:r>
+        <w:rPr>
+          <w:b w:val="0"/>
+        </w:rPr>
+        <w:t>Passed orders clearly to the kitchen so food went out quickly and accurately at busy times.</w:t>
+      </w:r>
+    </w:p>
+    <w:p>
+      <w:pPr>
+        <w:pStyle w:val="ListBullet"/>
+        <w:spacing w:after="30"/>
+      </w:pPr>
+      <w:r>
+        <w:rPr>
+          <w:b w:val="0"/>
+        </w:rPr>
+        <w:t>Stepped in to support teammates in rush periods, cutting wait times and keeping service flowing.</w:t>
+      </w:r>
+    </w:p>
+    <w:p>
+      <w:pPr>
+        <w:pStyle w:val="ListBullet"/>
+        <w:spacing w:after="30"/>
+      </w:pPr>
+      <w:r>
+        <w:rPr>
+          <w:b w:val="0"/>
+        </w:rPr>
+        <w:t>Kept the counter clean, restocked and well presented in line with food safety standards.</w:t>
       </w:r>
     </w:p>
     <w:p>

--- a/cv/Jithin_George_Tortilla_CV.docx
+++ b/cv/Jithin_George_Tortilla_CV.docx
@@ -214,7 +214,7 @@
         <w:rPr>
           <w:b/>
         </w:rPr>
-        <w:t>Front of House Staff</w:t>
+        <w:t>Shift Supervisor</w:t>
       </w:r>
       <w:r>
         <w:rPr>

--- a/cv/Jithin_George_Tortilla_CV.docx
+++ b/cv/Jithin_George_Tortilla_CV.docx
@@ -239,6 +239,30 @@
         <w:rPr>
           <w:b w:val="0"/>
         </w:rPr>
+        <w:t>Ran the floor during shifts, allocating sections and keeping service on track at peak times.</w:t>
+      </w:r>
+    </w:p>
+    <w:p>
+      <w:pPr>
+        <w:pStyle w:val="ListBullet"/>
+        <w:spacing w:after="30"/>
+      </w:pPr>
+      <w:r>
+        <w:rPr>
+          <w:b w:val="0"/>
+        </w:rPr>
+        <w:t>Coached new team members on service standards, allergens and side duties during their first shifts.</w:t>
+      </w:r>
+    </w:p>
+    <w:p>
+      <w:pPr>
+        <w:pStyle w:val="ListBullet"/>
+        <w:spacing w:after="30"/>
+      </w:pPr>
+      <w:r>
+        <w:rPr>
+          <w:b w:val="0"/>
+        </w:rPr>
         <w:t>Welcomed guests warmly, managed reservations and walk-ins, and kept table turnover smooth.</w:t>
       </w:r>
     </w:p>
@@ -287,31 +311,7 @@
         <w:rPr>
           <w:b w:val="0"/>
         </w:rPr>
-        <w:t>Upsold sides, drinks and desserts to increase average spend per guest.</w:t>
-      </w:r>
-    </w:p>
-    <w:p>
-      <w:pPr>
-        <w:pStyle w:val="ListBullet"/>
-        <w:spacing w:after="30"/>
-      </w:pPr>
-      <w:r>
-        <w:rPr>
-          <w:b w:val="0"/>
-        </w:rPr>
         <w:t>Completed side duties, cleaning and restocking so the restaurant was ready for every shift.</w:t>
-      </w:r>
-    </w:p>
-    <w:p>
-      <w:pPr>
-        <w:pStyle w:val="ListBullet"/>
-        <w:spacing w:after="30"/>
-      </w:pPr>
-      <w:r>
-        <w:rPr>
-          <w:b w:val="0"/>
-        </w:rPr>
-        <w:t>Built rapport with regular guests and resolved feedback calmly, encouraging repeat visits.</w:t>
       </w:r>
     </w:p>
     <w:p>
